--- a/Documents/Please find below the Minutes of Meeting.docx
+++ b/Documents/Please find below the Minutes of Meeting.docx
@@ -21,17 +21,8 @@
           <w:b/>
           <w:bCs/>
         </w:rPr>
-        <w:t xml:space="preserve">United Courier Office, </w:t>
-      </w:r>
-      <w:proofErr w:type="spellStart"/>
-      <w:r>
-        <w:rPr>
-          <w:b/>
-          <w:bCs/>
-        </w:rPr>
-        <w:t>Mahipalpur</w:t>
-      </w:r>
-      <w:proofErr w:type="spellEnd"/>
+        <w:t>United Courier Office, Mahipalpur</w:t>
+      </w:r>
       <w:r>
         <w:t>. </w:t>
       </w:r>
@@ -289,21 +280,12 @@
       <w:r>
         <w:t>Integrate </w:t>
       </w:r>
-      <w:proofErr w:type="spellStart"/>
-      <w:r>
-        <w:rPr>
-          <w:b/>
-          <w:bCs/>
-        </w:rPr>
-        <w:t>Cashfree</w:t>
-      </w:r>
-      <w:proofErr w:type="spellEnd"/>
-      <w:r>
-        <w:rPr>
-          <w:b/>
-          <w:bCs/>
-        </w:rPr>
-        <w:t xml:space="preserve"> APIs</w:t>
+      <w:r>
+        <w:rPr>
+          <w:b/>
+          <w:bCs/>
+        </w:rPr>
+        <w:t>Cashfree APIs</w:t>
       </w:r>
       <w:r>
         <w:t> for:</w:t>
@@ -1015,15 +997,7 @@
         <w:t>Rakesh Ji</w:t>
       </w:r>
       <w:r>
-        <w:t xml:space="preserve">, </w:t>
-      </w:r>
-      <w:proofErr w:type="spellStart"/>
-      <w:r>
-        <w:t>Adomantra</w:t>
-      </w:r>
-      <w:proofErr w:type="spellEnd"/>
-      <w:r>
-        <w:t xml:space="preserve"> will provide the required API.</w:t>
+        <w:t>, Adomantra will provide the required API.</w:t>
       </w:r>
     </w:p>
     <w:p>
@@ -1033,13 +1007,8 @@
           <w:numId w:val="5"/>
         </w:numPr>
       </w:pPr>
-      <w:proofErr w:type="spellStart"/>
-      <w:r>
-        <w:t>Adomantra</w:t>
-      </w:r>
-      <w:proofErr w:type="spellEnd"/>
-      <w:r>
-        <w:t xml:space="preserve"> will create a dedicated </w:t>
+      <w:r>
+        <w:t>Adomantra will create a dedicated </w:t>
       </w:r>
       <w:r>
         <w:rPr>
@@ -1094,18 +1063,8 @@
           <w:bCs/>
           <w:highlight w:val="red"/>
         </w:rPr>
-        <w:t xml:space="preserve"> provided by </w:t>
-      </w:r>
-      <w:proofErr w:type="spellStart"/>
-      <w:r>
-        <w:rPr>
-          <w:b/>
-          <w:bCs/>
-          <w:highlight w:val="red"/>
-        </w:rPr>
-        <w:t>parvinder</w:t>
-      </w:r>
-      <w:proofErr w:type="spellEnd"/>
+        <w:t xml:space="preserve"> provided by parvinder</w:t>
+      </w:r>
       <w:r>
         <w:rPr>
           <w:b/>
@@ -1140,6 +1099,15 @@
       <w:r>
         <w:t>Shipping API</w:t>
       </w:r>
+      <w:r>
+        <w:t xml:space="preserve"> </w:t>
+      </w:r>
+      <w:r>
+        <w:rPr>
+          <w:color w:val="4EA72E" w:themeColor="accent6"/>
+        </w:rPr>
+        <w:t>(done)</w:t>
+      </w:r>
     </w:p>
     <w:p>
       <w:pPr>
@@ -1162,6 +1130,15 @@
       <w:r>
         <w:t>Customer Add/Update API</w:t>
       </w:r>
+      <w:r>
+        <w:t xml:space="preserve"> </w:t>
+      </w:r>
+      <w:r>
+        <w:rPr>
+          <w:color w:val="4EA72E" w:themeColor="accent6"/>
+        </w:rPr>
+        <w:t>(done)</w:t>
+      </w:r>
     </w:p>
     <w:p>
       <w:pPr>
@@ -1175,13 +1152,8 @@
       </w:r>
     </w:p>
     <w:p>
-      <w:proofErr w:type="spellStart"/>
-      <w:r>
-        <w:t>Adomantra</w:t>
-      </w:r>
-      <w:proofErr w:type="spellEnd"/>
-      <w:r>
-        <w:t xml:space="preserve"> will integrate all the above APIs.</w:t>
+      <w:r>
+        <w:t>Adomantra will integrate all the above APIs.</w:t>
       </w:r>
     </w:p>
     <w:p>
@@ -1228,13 +1200,8 @@
           <w:numId w:val="7"/>
         </w:numPr>
       </w:pPr>
-      <w:proofErr w:type="spellStart"/>
-      <w:r>
-        <w:t>Adomantra</w:t>
-      </w:r>
-      <w:proofErr w:type="spellEnd"/>
-      <w:r>
-        <w:t xml:space="preserve"> will integrate the </w:t>
+      <w:r>
+        <w:t>Adomantra will integrate the </w:t>
       </w:r>
       <w:r>
         <w:rPr>
